--- a/Document/오지원/작업일지/오지원_작업일지_76주차.docx
+++ b/Document/오지원/작업일지/오지원_작업일지_76주차.docx
@@ -48,14 +48,7 @@
                 <w:rtl w:val="0"/>
                 <w:lang w:val="ko-KR" w:bidi="ko-KR" w:eastAsia="ko-KR"/>
               </w:rPr>
-              <w:t>7</w:t>
-            </w:r>
-            <w:r>
-              <w:rPr>
-                <w:rtl w:val="0"/>
-                <w:lang w:val="ko-KR" w:bidi="ko-KR" w:eastAsia="ko-KR"/>
-              </w:rPr>
-              <w:t>6</w:t>
+              <w:t>76</w:t>
             </w:r>
             <w:r>
               <w:rPr>
@@ -129,34 +122,7 @@
                 <w:rtl w:val="0"/>
                 <w:lang w:val="ko-KR" w:bidi="ko-KR" w:eastAsia="ko-KR"/>
               </w:rPr>
-              <w:t>0</w:t>
-            </w:r>
-            <w:r>
-              <w:rPr>
-                <w:sz w:val="18"/>
-                <w:szCs w:val="18"/>
-                <w:rtl w:val="0"/>
-                <w:lang w:val="ko-KR" w:bidi="ko-KR" w:eastAsia="ko-KR"/>
-              </w:rPr>
-              <w:t>3</w:t>
-            </w:r>
-            <w:r>
-              <w:rPr>
-                <w:sz w:val="18"/>
-                <w:szCs w:val="18"/>
-                <w:rtl w:val="0"/>
-                <w:lang w:val="ko-KR" w:bidi="ko-KR" w:eastAsia="ko-KR"/>
-              </w:rPr>
-              <w:t>.</w:t>
-            </w:r>
-            <w:r>
-              <w:rPr>
-                <w:sz w:val="18"/>
-                <w:szCs w:val="18"/>
-                <w:rtl w:val="0"/>
-                <w:lang w:val="ko-KR" w:bidi="ko-KR" w:eastAsia="ko-KR"/>
-              </w:rPr>
-              <w:t>04</w:t>
+              <w:t>03.04</w:t>
             </w:r>
             <w:r>
               <w:rPr>
@@ -188,34 +154,7 @@
                 <w:rtl w:val="0"/>
                 <w:lang w:val="ko-KR" w:bidi="ko-KR" w:eastAsia="ko-KR"/>
               </w:rPr>
-              <w:t>0</w:t>
-            </w:r>
-            <w:r>
-              <w:rPr>
-                <w:sz w:val="18"/>
-                <w:szCs w:val="18"/>
-                <w:rtl w:val="0"/>
-                <w:lang w:val="ko-KR" w:bidi="ko-KR" w:eastAsia="ko-KR"/>
-              </w:rPr>
-              <w:t>3</w:t>
-            </w:r>
-            <w:r>
-              <w:rPr>
-                <w:sz w:val="18"/>
-                <w:szCs w:val="18"/>
-                <w:rtl w:val="0"/>
-                <w:lang w:val="ko-KR" w:bidi="ko-KR" w:eastAsia="ko-KR"/>
-              </w:rPr>
-              <w:t>.</w:t>
-            </w:r>
-            <w:r>
-              <w:rPr>
-                <w:sz w:val="18"/>
-                <w:szCs w:val="18"/>
-                <w:rtl w:val="0"/>
-                <w:lang w:val="ko-KR" w:bidi="ko-KR" w:eastAsia="ko-KR"/>
-              </w:rPr>
-              <w:t>10</w:t>
+              <w:t>03.10</w:t>
             </w:r>
           </w:p>
         </w:tc>
@@ -307,15 +246,7 @@
                 <w:rtl w:val="0"/>
                 <w:lang w:val="ko-KR" w:bidi="ko-KR" w:eastAsia="ko-KR"/>
               </w:rPr>
-              <w:t>동기</w:t>
-            </w:r>
-            <w:r>
-              <w:rPr>
-                <w:rFonts w:ascii="맑은 고딕" w:hAnsi="맑은 고딕" w:eastAsia="맑은 고딕"/>
-                <w:rtl w:val="0"/>
-                <w:lang w:val="ko-KR" w:bidi="ko-KR" w:eastAsia="ko-KR"/>
-              </w:rPr>
-              <w:t>화</w:t>
+              <w:t>동기화</w:t>
             </w:r>
             <w:r>
               <w:rPr>
@@ -331,20 +262,217 @@
                 <w:rtl w:val="0"/>
                 <w:lang w:val="ko-KR" w:bidi="ko-KR" w:eastAsia="ko-KR"/>
               </w:rPr>
-              <w:t>준비</w:t>
-            </w:r>
-            <w:r>
-              <w:rPr>
-                <w:rFonts w:ascii="맑은 고딕" w:hAnsi="맑은 고딕" w:eastAsia="맑은 고딕"/>
-                <w:rtl w:val="0"/>
-                <w:lang w:val="ko-KR" w:bidi="ko-KR" w:eastAsia="ko-KR"/>
-              </w:rPr>
-              <w:t>중</w:t>
+              <w:t>준비중</w:t>
             </w:r>
           </w:p>
         </w:tc>
       </w:tr>
     </w:tbl>
+    <w:p>
+      <w:pPr>
+        <w:widowControl w:val="0"/>
+        <w:rPr>
+          <w:rFonts w:ascii="맑은 고딕" w:hAnsi="맑은 고딕" w:eastAsia="맑은 고딕"/>
+          <w:noProof w:val="1"/>
+          <w:rtl w:val="0"/>
+          <w:lang w:val="ko-KR" w:bidi="ko-KR" w:eastAsia="ko-KR"/>
+        </w:rPr>
+      </w:pPr>
+      <w:r>
+        <w:rPr>
+          <w:rFonts w:ascii="맑은 고딕" w:hAnsi="맑은 고딕" w:eastAsia="맑은 고딕"/>
+          <w:noProof w:val="1"/>
+          <w:rtl w:val="0"/>
+          <w:lang w:val="ko-KR" w:bidi="ko-KR" w:eastAsia="ko-KR"/>
+        </w:rPr>
+        <w:br w:type="textWrapping"/>
+      </w:r>
+      <w:r>
+        <w:drawing>
+          <wp:inline xmlns:wp="http://schemas.openxmlformats.org/drawingml/2006/wordprocessingDrawing" distT="0" distB="0" distL="0" distR="0">
+            <wp:extent cx="5496560" cy="1828800"/>
+            <wp:effectExtent l="0" t="0" r="0" b="0"/>
+            <wp:docPr id="1" name="Picture 1"/>
+            <wp:cNvGraphicFramePr>
+              <a:graphicFrameLocks xmlns:a="http://schemas.openxmlformats.org/drawingml/2006/main" noChangeAspect="1"/>
+            </wp:cNvGraphicFramePr>
+            <a:graphic xmlns:a="http://schemas.openxmlformats.org/drawingml/2006/main">
+              <a:graphicData uri="http://schemas.openxmlformats.org/drawingml/2006/picture">
+                <pic:pic xmlns:pic="http://schemas.openxmlformats.org/drawingml/2006/picture">
+                  <pic:nvPicPr>
+                    <pic:cNvPr id="1" name="Picture 1"/>
+                    <pic:cNvPicPr/>
+                  </pic:nvPicPr>
+                  <pic:blipFill dpi="0">
+                    <a:blip xmlns:r="http://schemas.openxmlformats.org/officeDocument/2006/relationships" r:embed="Relimage1"/>
+                    <a:srcRect/>
+                    <a:stretch>
+                      <a:fillRect/>
+                    </a:stretch>
+                  </pic:blipFill>
+                  <pic:spPr>
+                    <a:xfrm>
+                      <a:off x="0" y="0"/>
+                      <a:ext cx="5496560" cy="1828800"/>
+                    </a:xfrm>
+                    <a:prstGeom prst="rect"/>
+                  </pic:spPr>
+                </pic:pic>
+              </a:graphicData>
+            </a:graphic>
+          </wp:inline>
+        </w:drawing>
+      </w:r>
+    </w:p>
+    <w:p>
+      <w:pPr>
+        <w:widowControl w:val="0"/>
+        <w:rPr>
+          <w:rFonts w:ascii="맑은 고딕" w:hAnsi="맑은 고딕" w:eastAsia="맑은 고딕"/>
+          <w:noProof w:val="1"/>
+          <w:rtl w:val="0"/>
+          <w:lang w:val="ko-KR" w:bidi="ko-KR" w:eastAsia="ko-KR"/>
+        </w:rPr>
+      </w:pPr>
+      <w:r>
+        <w:drawing>
+          <wp:inline xmlns:wp="http://schemas.openxmlformats.org/drawingml/2006/wordprocessingDrawing" distT="0" distB="0" distL="0" distR="0">
+            <wp:extent cx="5131435" cy="2280920"/>
+            <wp:effectExtent l="0" t="0" r="0" b="0"/>
+            <wp:docPr id="2" name="Picture 2"/>
+            <wp:cNvGraphicFramePr>
+              <a:graphicFrameLocks xmlns:a="http://schemas.openxmlformats.org/drawingml/2006/main" noChangeAspect="1"/>
+            </wp:cNvGraphicFramePr>
+            <a:graphic xmlns:a="http://schemas.openxmlformats.org/drawingml/2006/main">
+              <a:graphicData uri="http://schemas.openxmlformats.org/drawingml/2006/picture">
+                <pic:pic xmlns:pic="http://schemas.openxmlformats.org/drawingml/2006/picture">
+                  <pic:nvPicPr>
+                    <pic:cNvPr id="2" name="Picture 2"/>
+                    <pic:cNvPicPr/>
+                  </pic:nvPicPr>
+                  <pic:blipFill dpi="0">
+                    <a:blip xmlns:r="http://schemas.openxmlformats.org/officeDocument/2006/relationships" r:embed="Relimage2"/>
+                    <a:srcRect/>
+                    <a:stretch>
+                      <a:fillRect/>
+                    </a:stretch>
+                  </pic:blipFill>
+                  <pic:spPr>
+                    <a:xfrm>
+                      <a:off x="0" y="0"/>
+                      <a:ext cx="5131435" cy="2280920"/>
+                    </a:xfrm>
+                    <a:prstGeom prst="rect"/>
+                  </pic:spPr>
+                </pic:pic>
+              </a:graphicData>
+            </a:graphic>
+          </wp:inline>
+        </w:drawing>
+      </w:r>
+    </w:p>
+    <w:p>
+      <w:pPr>
+        <w:widowControl w:val="0"/>
+        <w:rPr>
+          <w:rFonts w:ascii="맑은 고딕" w:hAnsi="맑은 고딕" w:eastAsia="맑은 고딕"/>
+          <w:noProof w:val="1"/>
+          <w:rtl w:val="0"/>
+          <w:lang w:val="ko-KR" w:bidi="ko-KR" w:eastAsia="ko-KR"/>
+        </w:rPr>
+      </w:pPr>
+    </w:p>
+    <w:p>
+      <w:pPr>
+        <w:widowControl w:val="0"/>
+        <w:rPr>
+          <w:rFonts w:ascii="맑은 고딕" w:hAnsi="맑은 고딕" w:eastAsia="맑은 고딕"/>
+          <w:noProof w:val="1"/>
+          <w:rtl w:val="0"/>
+          <w:lang w:val="ko-KR" w:bidi="ko-KR" w:eastAsia="ko-KR"/>
+        </w:rPr>
+      </w:pPr>
+      <w:r>
+        <w:drawing>
+          <wp:inline xmlns:wp="http://schemas.openxmlformats.org/drawingml/2006/wordprocessingDrawing" distT="0" distB="0" distL="0" distR="0">
+            <wp:extent cx="5731510" cy="3843020"/>
+            <wp:effectExtent l="0" t="0" r="0" b="0"/>
+            <wp:docPr id="3" name="Picture 3"/>
+            <wp:cNvGraphicFramePr>
+              <a:graphicFrameLocks xmlns:a="http://schemas.openxmlformats.org/drawingml/2006/main" noChangeAspect="1"/>
+            </wp:cNvGraphicFramePr>
+            <a:graphic xmlns:a="http://schemas.openxmlformats.org/drawingml/2006/main">
+              <a:graphicData uri="http://schemas.openxmlformats.org/drawingml/2006/picture">
+                <pic:pic xmlns:pic="http://schemas.openxmlformats.org/drawingml/2006/picture">
+                  <pic:nvPicPr>
+                    <pic:cNvPr id="3" name="Picture 3"/>
+                    <pic:cNvPicPr/>
+                  </pic:nvPicPr>
+                  <pic:blipFill dpi="0">
+                    <a:blip xmlns:r="http://schemas.openxmlformats.org/officeDocument/2006/relationships" r:embed="Relimage3"/>
+                    <a:srcRect/>
+                    <a:stretch>
+                      <a:fillRect/>
+                    </a:stretch>
+                  </pic:blipFill>
+                  <pic:spPr>
+                    <a:xfrm>
+                      <a:off x="0" y="0"/>
+                      <a:ext cx="5731510" cy="3843020"/>
+                    </a:xfrm>
+                    <a:prstGeom prst="rect"/>
+                  </pic:spPr>
+                </pic:pic>
+              </a:graphicData>
+            </a:graphic>
+          </wp:inline>
+        </w:drawing>
+      </w:r>
+    </w:p>
+    <w:p>
+      <w:pPr>
+        <w:widowControl w:val="0"/>
+        <w:rPr>
+          <w:rFonts w:ascii="맑은 고딕" w:hAnsi="맑은 고딕" w:eastAsia="맑은 고딕"/>
+          <w:noProof w:val="1"/>
+          <w:rtl w:val="0"/>
+          <w:lang w:val="ko-KR" w:bidi="ko-KR" w:eastAsia="ko-KR"/>
+        </w:rPr>
+      </w:pPr>
+    </w:p>
+    <w:p>
+      <w:pPr>
+        <w:widowControl w:val="0"/>
+        <w:rPr>
+          <w:rFonts w:ascii="맑은 고딕" w:hAnsi="맑은 고딕" w:eastAsia="맑은 고딕"/>
+          <w:noProof w:val="1"/>
+          <w:rtl w:val="0"/>
+          <w:lang w:val="ko-KR" w:bidi="ko-KR" w:eastAsia="ko-KR"/>
+        </w:rPr>
+      </w:pPr>
+    </w:p>
+    <w:p>
+      <w:pPr>
+        <w:widowControl w:val="0"/>
+        <w:rPr>
+          <w:rFonts w:ascii="맑은 고딕" w:hAnsi="맑은 고딕" w:eastAsia="맑은 고딕"/>
+          <w:noProof w:val="1"/>
+          <w:rtl w:val="0"/>
+          <w:lang w:val="ko-KR" w:bidi="ko-KR" w:eastAsia="ko-KR"/>
+        </w:rPr>
+      </w:pPr>
+    </w:p>
+    <w:p>
+      <w:pPr>
+        <w:widowControl w:val="0"/>
+        <w:rPr>
+          <w:rFonts w:ascii="맑은 고딕" w:hAnsi="맑은 고딕" w:eastAsia="맑은 고딕"/>
+          <w:noProof w:val="1"/>
+          <w:rtl w:val="0"/>
+          <w:lang w:val="ko-KR" w:bidi="ko-KR" w:eastAsia="ko-KR"/>
+        </w:rPr>
+      </w:pPr>
+    </w:p>
     <w:p>
       <w:pPr>
         <w:widowControl w:val="0"/>
@@ -530,17 +658,7 @@
                 <w:rtl w:val="0"/>
                 <w:lang w:val="ko-KR" w:bidi="ko-KR" w:eastAsia="ko-KR"/>
               </w:rPr>
-              <w:t>7</w:t>
-            </w:r>
-            <w:r>
-              <w:rPr>
-                <w:rFonts w:ascii="맑은 고딕" w:hAnsi="맑은 고딕" w:eastAsia="맑은 고딕" w:hint="eastAsia"/>
-                <w:b w:val="1"/>
-                <w:bCs w:val="1"/>
-                <w:rtl w:val="0"/>
-                <w:lang w:val="ko-KR" w:bidi="ko-KR" w:eastAsia="ko-KR"/>
-              </w:rPr>
-              <w:t>7</w:t>
+              <w:t>77</w:t>
             </w:r>
             <w:r>
               <w:rPr>
@@ -585,42 +703,7 @@
                 <w:rtl w:val="0"/>
                 <w:lang w:val="ko-KR" w:bidi="ko-KR" w:eastAsia="ko-KR"/>
               </w:rPr>
-              <w:t>2026.0</w:t>
-            </w:r>
-            <w:r>
-              <w:rPr>
-                <w:rtl w:val="0"/>
-                <w:lang w:val="ko-KR" w:bidi="ko-KR" w:eastAsia="ko-KR"/>
-              </w:rPr>
-              <w:t>3</w:t>
-            </w:r>
-            <w:r>
-              <w:rPr>
-                <w:rtl w:val="0"/>
-                <w:lang w:val="ko-KR" w:bidi="ko-KR" w:eastAsia="ko-KR"/>
-              </w:rPr>
-              <w:t>.</w:t>
-            </w:r>
-            <w:r>
-              <w:rPr>
-                <w:rtl w:val="0"/>
-                <w:lang w:val="ko-KR" w:bidi="ko-KR" w:eastAsia="ko-KR"/>
-              </w:rPr>
-              <w:t>11</w:t>
-            </w:r>
-            <w:r>
-              <w:rPr>
-                <w:rtl w:val="0"/>
-                <w:lang w:val="ko-KR" w:bidi="ko-KR" w:eastAsia="ko-KR"/>
-              </w:rPr>
-              <w:t>~2026.03.</w:t>
-            </w:r>
-            <w:r>
-              <w:rPr>
-                <w:rtl w:val="0"/>
-                <w:lang w:val="ko-KR" w:bidi="ko-KR" w:eastAsia="ko-KR"/>
-              </w:rPr>
-              <w:t>17</w:t>
+              <w:t>2026.03.11~2026.03.17</w:t>
             </w:r>
           </w:p>
         </w:tc>

--- a/Document/오지원/작업일지/오지원_작업일지_76주차.docx
+++ b/Document/오지원/작업일지/오지원_작업일지_76주차.docx
@@ -278,6 +278,64 @@
           <w:lang w:val="ko-KR" w:bidi="ko-KR" w:eastAsia="ko-KR"/>
         </w:rPr>
       </w:pPr>
+    </w:p>
+    <w:p>
+      <w:pPr>
+        <w:widowControl w:val="0"/>
+        <w:rPr>
+          <w:rFonts w:ascii="맑은 고딕" w:hAnsi="맑은 고딕" w:eastAsia="맑은 고딕"/>
+          <w:noProof w:val="1"/>
+          <w:rtl w:val="0"/>
+          <w:lang w:val="ko-KR" w:bidi="ko-KR" w:eastAsia="ko-KR"/>
+        </w:rPr>
+      </w:pPr>
+      <w:r>
+        <w:drawing>
+          <wp:inline xmlns:wp="http://schemas.openxmlformats.org/drawingml/2006/wordprocessingDrawing" distT="0" distB="0" distL="0" distR="0">
+            <wp:extent cx="5731510" cy="2690495"/>
+            <wp:effectExtent l="0" t="0" r="0" b="0"/>
+            <wp:docPr id="4" name="Picture 4"/>
+            <wp:cNvGraphicFramePr>
+              <a:graphicFrameLocks xmlns:a="http://schemas.openxmlformats.org/drawingml/2006/main" noChangeAspect="1"/>
+            </wp:cNvGraphicFramePr>
+            <a:graphic xmlns:a="http://schemas.openxmlformats.org/drawingml/2006/main">
+              <a:graphicData uri="http://schemas.openxmlformats.org/drawingml/2006/picture">
+                <pic:pic xmlns:pic="http://schemas.openxmlformats.org/drawingml/2006/picture">
+                  <pic:nvPicPr>
+                    <pic:cNvPr id="4" name="Picture 4"/>
+                    <pic:cNvPicPr/>
+                  </pic:nvPicPr>
+                  <pic:blipFill dpi="0">
+                    <a:blip xmlns:r="http://schemas.openxmlformats.org/officeDocument/2006/relationships" r:embed="Relimage1"/>
+                    <a:srcRect/>
+                    <a:stretch>
+                      <a:fillRect/>
+                    </a:stretch>
+                  </pic:blipFill>
+                  <pic:spPr>
+                    <a:xfrm>
+                      <a:off x="0" y="0"/>
+                      <a:ext cx="5731510" cy="2690495"/>
+                    </a:xfrm>
+                    <a:prstGeom prst="rect"/>
+                  </pic:spPr>
+                </pic:pic>
+              </a:graphicData>
+            </a:graphic>
+          </wp:inline>
+        </w:drawing>
+      </w:r>
+    </w:p>
+    <w:p>
+      <w:pPr>
+        <w:widowControl w:val="0"/>
+        <w:rPr>
+          <w:rFonts w:ascii="맑은 고딕" w:hAnsi="맑은 고딕" w:eastAsia="맑은 고딕"/>
+          <w:noProof w:val="1"/>
+          <w:rtl w:val="0"/>
+          <w:lang w:val="ko-KR" w:bidi="ko-KR" w:eastAsia="ko-KR"/>
+        </w:rPr>
+      </w:pPr>
       <w:r>
         <w:rPr>
           <w:rFonts w:ascii="맑은 고딕" w:hAnsi="맑은 고딕" w:eastAsia="맑은 고딕"/>
@@ -304,7 +362,7 @@
                     <pic:cNvPicPr/>
                   </pic:nvPicPr>
                   <pic:blipFill dpi="0">
-                    <a:blip xmlns:r="http://schemas.openxmlformats.org/officeDocument/2006/relationships" r:embed="Relimage1"/>
+                    <a:blip xmlns:r="http://schemas.openxmlformats.org/officeDocument/2006/relationships" r:embed="Relimage2"/>
                     <a:srcRect/>
                     <a:stretch>
                       <a:fillRect/>
@@ -351,7 +409,7 @@
                     <pic:cNvPicPr/>
                   </pic:nvPicPr>
                   <pic:blipFill dpi="0">
-                    <a:blip xmlns:r="http://schemas.openxmlformats.org/officeDocument/2006/relationships" r:embed="Relimage2"/>
+                    <a:blip xmlns:r="http://schemas.openxmlformats.org/officeDocument/2006/relationships" r:embed="Relimage3"/>
                     <a:srcRect/>
                     <a:stretch>
                       <a:fillRect/>
@@ -409,7 +467,7 @@
                     <pic:cNvPicPr/>
                   </pic:nvPicPr>
                   <pic:blipFill dpi="0">
-                    <a:blip xmlns:r="http://schemas.openxmlformats.org/officeDocument/2006/relationships" r:embed="Relimage3"/>
+                    <a:blip xmlns:r="http://schemas.openxmlformats.org/officeDocument/2006/relationships" r:embed="Relimage4"/>
                     <a:srcRect/>
                     <a:stretch>
                       <a:fillRect/>
